--- a/notebooks/resume-builder/artifacts/resume_v6.docx
+++ b/notebooks/resume-builder/artifacts/resume_v6.docx
@@ -15,6 +15,21 @@
           <w:u w:val="none"/>
         </w:rPr>
         <w:t>Douglas Gordon Daly</w:t>
+      </w:r>
+    </w:p>
+    <w:p>
+      <w:pPr>
+        <w:spacing w:before="0" w:after="20"/>
+        <w:jc w:val="center"/>
+      </w:pPr>
+      <w:r>
+        <w:rPr>
+          <w:b/>
+          <w:i w:val="0"/>
+          <w:sz w:val="20"/>
+          <w:u w:val="none"/>
+        </w:rPr>
+        <w:t>Principal AI Engineer / Technical Leader</w:t>
       </w:r>
     </w:p>
     <w:p>
@@ -203,38 +218,76 @@
         <w:t>PROFESSIONAL EXPERIENCE</w:t>
       </w:r>
     </w:p>
-    <w:p>
-      <w:pPr>
-        <w:spacing w:before="40" w:after="0"/>
-      </w:pPr>
-      <w:r>
-        <w:rPr>
-          <w:b/>
-          <w:i w:val="0"/>
-          <w:sz w:val="18"/>
-          <w:u w:val="none"/>
-        </w:rPr>
-        <w:t>Principal Consultant | Daly Engineers LLC | Jan 2026 - Present</w:t>
-      </w:r>
-    </w:p>
-    <w:p>
-      <w:pPr>
-        <w:spacing w:before="20" w:after="0"/>
-      </w:pPr>
-      <w:r>
-        <w:rPr>
-          <w:b/>
-          <w:i w:val="0"/>
-          <w:sz w:val="17"/>
-          <w:u w:val="none"/>
-        </w:rPr>
-        <w:t>Consolidated Edison (via ABC Consulting)</w:t>
-      </w:r>
-    </w:p>
+    <w:tbl>
+      <w:tblPr>
+        <w:tblW w:type="auto" w:w="0"/>
+        <w:tblLook w:firstColumn="1" w:firstRow="1" w:lastColumn="0" w:lastRow="0" w:noHBand="0" w:noVBand="1" w:val="04A0"/>
+        <w:tblBorders>
+          <w:top w:val="nil"/>
+          <w:left w:val="nil"/>
+          <w:bottom w:val="nil"/>
+          <w:right w:val="nil"/>
+          <w:insideH w:val="nil"/>
+          <w:insideV w:val="nil"/>
+        </w:tblBorders>
+        <w:tblInd w:w="0" w:type="dxa"/>
+      </w:tblPr>
+      <w:tblGrid>
+        <w:gridCol w:w="10656"/>
+      </w:tblGrid>
+      <w:tr>
+        <w:trPr>
+          <w:cantSplit/>
+        </w:trPr>
+        <w:tc>
+          <w:tcPr>
+            <w:tcW w:type="dxa" w:w="10656"/>
+            <w:tcMar>
+              <w:top w:w="0" w:type="dxa"/>
+              <w:start w:w="0" w:type="dxa"/>
+              <w:bottom w:w="0" w:type="dxa"/>
+              <w:end w:w="0" w:type="dxa"/>
+              <w:left w:w="0" w:type="dxa"/>
+              <w:right w:w="0" w:type="dxa"/>
+            </w:tcMar>
+          </w:tcPr>
+          <w:p>
+            <w:pPr>
+              <w:spacing w:before="40" w:after="0"/>
+            </w:pPr>
+            <w:r>
+              <w:rPr>
+                <w:b/>
+                <w:i w:val="0"/>
+                <w:sz w:val="18"/>
+                <w:u w:val="none"/>
+              </w:rPr>
+              <w:t>Principal Consultant | Daly Engineers LLC | Jan 2026 - Present</w:t>
+            </w:r>
+          </w:p>
+          <w:p>
+            <w:pPr>
+              <w:pStyle w:val="ListBullet"/>
+              <w:spacing w:before="0" w:after="0"/>
+              <w:ind w:left="259" w:hanging="173"/>
+            </w:pPr>
+            <w:r>
+              <w:rPr>
+                <w:b w:val="0"/>
+                <w:i w:val="0"/>
+                <w:sz w:val="17"/>
+                <w:u w:val="none"/>
+              </w:rPr>
+              <w:t>{'label': 'Consolidated Edison (via ABC Consulting)', 'type': 'bullet', 'content': ['Led analytical readiness assessment for Oracle/EBS and Maximo data migrated to BigQuery, establishing the foundation for cross-domain analytics across construction operations and financial systems.', 'Developed automated profiling, type inference, duplicate detection, candidate key analysis, and cross-system join validation frameworks across 100+ source tables and millions of operational and financial records.', 'Developed a phased analytical maturity roadmap adopted as the foundation for anomaly detection, construction analytics, and AI-enabled decision support initiatives.', 'Built a governed analytics assistant using Gemini, BigQuery, and tool-calling architectures that applied analyst rules and operational controls while maintaining predictable and auditable execution.']}</w:t>
+            </w:r>
+          </w:p>
+        </w:tc>
+      </w:tr>
+    </w:tbl>
     <w:p>
       <w:pPr>
         <w:pStyle w:val="ListBullet"/>
-        <w:spacing w:after="0"/>
+        <w:spacing w:before="0" w:after="0"/>
         <w:ind w:left="259" w:hanging="173"/>
       </w:pPr>
       <w:r>
@@ -244,169 +297,79 @@
           <w:sz w:val="17"/>
           <w:u w:val="none"/>
         </w:rPr>
-        <w:t>Led analytical readiness assessment for Oracle/EBS and Maximo data migrated to BigQuery, establishing the foundation for cross-domain analytics across construction operations and financial systems.</w:t>
+        <w:t>{'label': 'NBCUniversal (via Apex Systems)', 'type': 'bullet', 'content': ['Built AWS-based AI and graph analytics pipelines using SageMaker, Terraform, S3, and containerized workloads.', 'Developed graph-ready service dependency datasets from API telemetry and operational metrics to support digital twin initiatives.', 'Evaluated graph analytics and graph machine learning approaches using Neptune, GraphStorm, Bedrock, and LangGraph for dependency analysis and operational intelligence.', 'Authored architecture and analytical readiness assessments identifying data and operational gaps affecting long-term digital twin objectives.']}</w:t>
       </w:r>
     </w:p>
+    <w:tbl>
+      <w:tblPr>
+        <w:tblW w:type="auto" w:w="0"/>
+        <w:tblLook w:firstColumn="1" w:firstRow="1" w:lastColumn="0" w:lastRow="0" w:noHBand="0" w:noVBand="1" w:val="04A0"/>
+        <w:tblBorders>
+          <w:top w:val="nil"/>
+          <w:left w:val="nil"/>
+          <w:bottom w:val="nil"/>
+          <w:right w:val="nil"/>
+          <w:insideH w:val="nil"/>
+          <w:insideV w:val="nil"/>
+        </w:tblBorders>
+        <w:tblInd w:w="0" w:type="dxa"/>
+      </w:tblPr>
+      <w:tblGrid>
+        <w:gridCol w:w="10656"/>
+      </w:tblGrid>
+      <w:tr>
+        <w:trPr>
+          <w:cantSplit/>
+        </w:trPr>
+        <w:tc>
+          <w:tcPr>
+            <w:tcW w:type="dxa" w:w="10656"/>
+            <w:tcMar>
+              <w:top w:w="0" w:type="dxa"/>
+              <w:start w:w="0" w:type="dxa"/>
+              <w:bottom w:w="0" w:type="dxa"/>
+              <w:end w:w="0" w:type="dxa"/>
+              <w:left w:w="0" w:type="dxa"/>
+              <w:right w:w="0" w:type="dxa"/>
+            </w:tcMar>
+          </w:tcPr>
+          <w:p>
+            <w:pPr>
+              <w:spacing w:before="40" w:after="0"/>
+            </w:pPr>
+            <w:r>
+              <w:rPr>
+                <w:b/>
+                <w:i w:val="0"/>
+                <w:sz w:val="18"/>
+                <w:u w:val="none"/>
+              </w:rPr>
+              <w:t>AI Instructor | SimpliLearn | October 2025 - Present</w:t>
+            </w:r>
+          </w:p>
+          <w:p>
+            <w:pPr>
+              <w:pStyle w:val="ListBullet"/>
+              <w:spacing w:before="0" w:after="0"/>
+              <w:ind w:left="259" w:hanging="173"/>
+            </w:pPr>
+            <w:r>
+              <w:rPr>
+                <w:b w:val="0"/>
+                <w:i w:val="0"/>
+                <w:sz w:val="17"/>
+                <w:u w:val="none"/>
+              </w:rPr>
+              <w:t>Delivered professional AI training across multi-month cohorts for software engineers, data scientists, and technical professionals through university- and enterprise-sponsored continuing education programs.</w:t>
+            </w:r>
+          </w:p>
+        </w:tc>
+      </w:tr>
+    </w:tbl>
     <w:p>
       <w:pPr>
         <w:pStyle w:val="ListBullet"/>
-        <w:spacing w:after="0"/>
-        <w:ind w:left="259" w:hanging="173"/>
-      </w:pPr>
-      <w:r>
-        <w:rPr>
-          <w:b w:val="0"/>
-          <w:i w:val="0"/>
-          <w:sz w:val="17"/>
-          <w:u w:val="none"/>
-        </w:rPr>
-        <w:t>Developed automated profiling, type inference, duplicate detection, candidate key analysis, and cross-system join validation frameworks across 100+ source tables and millions of operational and financial records.</w:t>
-      </w:r>
-    </w:p>
-    <w:p>
-      <w:pPr>
-        <w:pStyle w:val="ListBullet"/>
-        <w:spacing w:after="0"/>
-        <w:ind w:left="259" w:hanging="173"/>
-      </w:pPr>
-      <w:r>
-        <w:rPr>
-          <w:b w:val="0"/>
-          <w:i w:val="0"/>
-          <w:sz w:val="17"/>
-          <w:u w:val="none"/>
-        </w:rPr>
-        <w:t>Developed a phased analytical maturity roadmap adopted as the foundation for anomaly detection, construction analytics, and AI-enabled decision support initiatives.</w:t>
-      </w:r>
-    </w:p>
-    <w:p>
-      <w:pPr>
-        <w:pStyle w:val="ListBullet"/>
-        <w:spacing w:after="0"/>
-        <w:ind w:left="259" w:hanging="173"/>
-      </w:pPr>
-      <w:r>
-        <w:rPr>
-          <w:b w:val="0"/>
-          <w:i w:val="0"/>
-          <w:sz w:val="17"/>
-          <w:u w:val="none"/>
-        </w:rPr>
-        <w:t>Built a governed analytics assistant using Gemini, BigQuery, and tool-calling architectures that applied analyst rules and operational controls while maintaining predictable and auditable execution.</w:t>
-      </w:r>
-    </w:p>
-    <w:p>
-      <w:pPr>
-        <w:spacing w:before="20" w:after="0"/>
-      </w:pPr>
-      <w:r>
-        <w:rPr>
-          <w:b/>
-          <w:i w:val="0"/>
-          <w:sz w:val="17"/>
-          <w:u w:val="none"/>
-        </w:rPr>
-        <w:t>NBCUniversal (via Apex Systems)</w:t>
-      </w:r>
-    </w:p>
-    <w:p>
-      <w:pPr>
-        <w:pStyle w:val="ListBullet"/>
-        <w:spacing w:after="0"/>
-        <w:ind w:left="259" w:hanging="173"/>
-      </w:pPr>
-      <w:r>
-        <w:rPr>
-          <w:b w:val="0"/>
-          <w:i w:val="0"/>
-          <w:sz w:val="17"/>
-          <w:u w:val="none"/>
-        </w:rPr>
-        <w:t>Built AWS-based AI and graph analytics pipelines using SageMaker, Terraform, S3, and containerized workloads.</w:t>
-      </w:r>
-    </w:p>
-    <w:p>
-      <w:pPr>
-        <w:pStyle w:val="ListBullet"/>
-        <w:spacing w:after="0"/>
-        <w:ind w:left="259" w:hanging="173"/>
-      </w:pPr>
-      <w:r>
-        <w:rPr>
-          <w:b w:val="0"/>
-          <w:i w:val="0"/>
-          <w:sz w:val="17"/>
-          <w:u w:val="none"/>
-        </w:rPr>
-        <w:t>Developed graph-ready service dependency datasets from API telemetry and operational metrics to support digital twin initiatives.</w:t>
-      </w:r>
-    </w:p>
-    <w:p>
-      <w:pPr>
-        <w:pStyle w:val="ListBullet"/>
-        <w:spacing w:after="0"/>
-        <w:ind w:left="259" w:hanging="173"/>
-      </w:pPr>
-      <w:r>
-        <w:rPr>
-          <w:b w:val="0"/>
-          <w:i w:val="0"/>
-          <w:sz w:val="17"/>
-          <w:u w:val="none"/>
-        </w:rPr>
-        <w:t>Evaluated graph analytics and graph machine learning approaches using Neptune, GraphStorm, Bedrock, and LangGraph for dependency analysis and operational intelligence.</w:t>
-      </w:r>
-    </w:p>
-    <w:p>
-      <w:pPr>
-        <w:pStyle w:val="ListBullet"/>
-        <w:spacing w:after="0"/>
-        <w:ind w:left="259" w:hanging="173"/>
-      </w:pPr>
-      <w:r>
-        <w:rPr>
-          <w:b w:val="0"/>
-          <w:i w:val="0"/>
-          <w:sz w:val="17"/>
-          <w:u w:val="none"/>
-        </w:rPr>
-        <w:t>Authored architecture and analytical readiness assessments identifying data and operational gaps affecting long-term digital twin objectives.</w:t>
-      </w:r>
-    </w:p>
-    <w:p>
-      <w:pPr>
-        <w:spacing w:before="40" w:after="0"/>
-      </w:pPr>
-      <w:r>
-        <w:rPr>
-          <w:b/>
-          <w:i w:val="0"/>
-          <w:sz w:val="18"/>
-          <w:u w:val="none"/>
-        </w:rPr>
-        <w:t>AI Instructor | SimpliLearn | October 2025 - Present</w:t>
-      </w:r>
-    </w:p>
-    <w:p>
-      <w:pPr>
-        <w:pStyle w:val="ListBullet"/>
-        <w:spacing w:after="0"/>
-        <w:ind w:left="259" w:hanging="173"/>
-      </w:pPr>
-      <w:r>
-        <w:rPr>
-          <w:b w:val="0"/>
-          <w:i w:val="0"/>
-          <w:sz w:val="17"/>
-          <w:u w:val="none"/>
-        </w:rPr>
-        <w:t>Delivered professional AI training across multi-month cohorts for software engineers, data scientists, and technical professionals through university- and enterprise-sponsored continuing education programs.</w:t>
-      </w:r>
-    </w:p>
-    <w:p>
-      <w:pPr>
-        <w:pStyle w:val="ListBullet"/>
-        <w:spacing w:after="0"/>
+        <w:spacing w:before="0" w:after="0"/>
         <w:ind w:left="259" w:hanging="173"/>
       </w:pPr>
       <w:r>
@@ -422,7 +385,7 @@
     <w:p>
       <w:pPr>
         <w:pStyle w:val="ListBullet"/>
-        <w:spacing w:after="0"/>
+        <w:spacing w:before="0" w:after="0"/>
         <w:ind w:left="259" w:hanging="173"/>
       </w:pPr>
       <w:r>
@@ -438,7 +401,7 @@
     <w:p>
       <w:pPr>
         <w:pStyle w:val="ListBullet"/>
-        <w:spacing w:after="0"/>
+        <w:spacing w:before="0" w:after="0"/>
         <w:ind w:left="259" w:hanging="173"/>
       </w:pPr>
       <w:r>
@@ -451,40 +414,76 @@
         <w:t>Mentored students on AI architecture, governance, implementation tradeoffs, and enterprise adoption strategies.</w:t>
       </w:r>
     </w:p>
-    <w:p>
-      <w:pPr>
-        <w:spacing w:before="40" w:after="0"/>
-      </w:pPr>
-      <w:r>
-        <w:rPr>
-          <w:b/>
-          <w:i w:val="0"/>
-          <w:sz w:val="18"/>
-          <w:u w:val="none"/>
-        </w:rPr>
-        <w:t>AI Instructor | Interview Kickstart | March 2025 - Present</w:t>
-      </w:r>
-    </w:p>
+    <w:tbl>
+      <w:tblPr>
+        <w:tblW w:type="auto" w:w="0"/>
+        <w:tblLook w:firstColumn="1" w:firstRow="1" w:lastColumn="0" w:lastRow="0" w:noHBand="0" w:noVBand="1" w:val="04A0"/>
+        <w:tblBorders>
+          <w:top w:val="nil"/>
+          <w:left w:val="nil"/>
+          <w:bottom w:val="nil"/>
+          <w:right w:val="nil"/>
+          <w:insideH w:val="nil"/>
+          <w:insideV w:val="nil"/>
+        </w:tblBorders>
+        <w:tblInd w:w="0" w:type="dxa"/>
+      </w:tblPr>
+      <w:tblGrid>
+        <w:gridCol w:w="10656"/>
+      </w:tblGrid>
+      <w:tr>
+        <w:trPr>
+          <w:cantSplit/>
+        </w:trPr>
+        <w:tc>
+          <w:tcPr>
+            <w:tcW w:type="dxa" w:w="10656"/>
+            <w:tcMar>
+              <w:top w:w="0" w:type="dxa"/>
+              <w:start w:w="0" w:type="dxa"/>
+              <w:bottom w:w="0" w:type="dxa"/>
+              <w:end w:w="0" w:type="dxa"/>
+              <w:left w:w="0" w:type="dxa"/>
+              <w:right w:w="0" w:type="dxa"/>
+            </w:tcMar>
+          </w:tcPr>
+          <w:p>
+            <w:pPr>
+              <w:spacing w:before="40" w:after="0"/>
+            </w:pPr>
+            <w:r>
+              <w:rPr>
+                <w:b/>
+                <w:i w:val="0"/>
+                <w:sz w:val="18"/>
+                <w:u w:val="none"/>
+              </w:rPr>
+              <w:t>AI Instructor | Interview Kickstart | March 2025 - Present</w:t>
+            </w:r>
+          </w:p>
+          <w:p>
+            <w:pPr>
+              <w:pStyle w:val="ListBullet"/>
+              <w:spacing w:before="0" w:after="0"/>
+              <w:ind w:left="259" w:hanging="173"/>
+            </w:pPr>
+            <w:r>
+              <w:rPr>
+                <w:b w:val="0"/>
+                <w:i w:val="0"/>
+                <w:sz w:val="17"/>
+                <w:u w:val="none"/>
+              </w:rPr>
+              <w:t>Delivered AI and machine learning instruction for software engineering professionals pursuing advanced technical roles.</w:t>
+            </w:r>
+          </w:p>
+        </w:tc>
+      </w:tr>
+    </w:tbl>
     <w:p>
       <w:pPr>
         <w:pStyle w:val="ListBullet"/>
-        <w:spacing w:after="0"/>
-        <w:ind w:left="259" w:hanging="173"/>
-      </w:pPr>
-      <w:r>
-        <w:rPr>
-          <w:b w:val="0"/>
-          <w:i w:val="0"/>
-          <w:sz w:val="17"/>
-          <w:u w:val="none"/>
-        </w:rPr>
-        <w:t>Delivered AI and machine learning instruction for software engineering professionals pursuing advanced technical roles.</w:t>
-      </w:r>
-    </w:p>
-    <w:p>
-      <w:pPr>
-        <w:pStyle w:val="ListBullet"/>
-        <w:spacing w:after="0"/>
+        <w:spacing w:before="0" w:after="0"/>
         <w:ind w:left="259" w:hanging="173"/>
       </w:pPr>
       <w:r>
@@ -500,7 +499,7 @@
     <w:p>
       <w:pPr>
         <w:pStyle w:val="ListBullet"/>
-        <w:spacing w:after="0"/>
+        <w:spacing w:before="0" w:after="0"/>
         <w:ind w:left="259" w:hanging="173"/>
       </w:pPr>
       <w:r>
@@ -513,40 +512,76 @@
         <w:t>Mentored students on AI architecture, implementation patterns, and technology selection tradeoffs.</w:t>
       </w:r>
     </w:p>
-    <w:p>
-      <w:pPr>
-        <w:spacing w:before="40" w:after="0"/>
-      </w:pPr>
-      <w:r>
-        <w:rPr>
-          <w:b/>
-          <w:i w:val="0"/>
-          <w:sz w:val="18"/>
-          <w:u w:val="none"/>
-        </w:rPr>
-        <w:t>Data Scientist | Intuit (via The Cydio Group) | Apr 2025 - Jul 2025</w:t>
-      </w:r>
-    </w:p>
+    <w:tbl>
+      <w:tblPr>
+        <w:tblW w:type="auto" w:w="0"/>
+        <w:tblLook w:firstColumn="1" w:firstRow="1" w:lastColumn="0" w:lastRow="0" w:noHBand="0" w:noVBand="1" w:val="04A0"/>
+        <w:tblBorders>
+          <w:top w:val="nil"/>
+          <w:left w:val="nil"/>
+          <w:bottom w:val="nil"/>
+          <w:right w:val="nil"/>
+          <w:insideH w:val="nil"/>
+          <w:insideV w:val="nil"/>
+        </w:tblBorders>
+        <w:tblInd w:w="0" w:type="dxa"/>
+      </w:tblPr>
+      <w:tblGrid>
+        <w:gridCol w:w="10656"/>
+      </w:tblGrid>
+      <w:tr>
+        <w:trPr>
+          <w:cantSplit/>
+        </w:trPr>
+        <w:tc>
+          <w:tcPr>
+            <w:tcW w:type="dxa" w:w="10656"/>
+            <w:tcMar>
+              <w:top w:w="0" w:type="dxa"/>
+              <w:start w:w="0" w:type="dxa"/>
+              <w:bottom w:w="0" w:type="dxa"/>
+              <w:end w:w="0" w:type="dxa"/>
+              <w:left w:w="0" w:type="dxa"/>
+              <w:right w:w="0" w:type="dxa"/>
+            </w:tcMar>
+          </w:tcPr>
+          <w:p>
+            <w:pPr>
+              <w:spacing w:before="40" w:after="0"/>
+            </w:pPr>
+            <w:r>
+              <w:rPr>
+                <w:b/>
+                <w:i w:val="0"/>
+                <w:sz w:val="18"/>
+                <w:u w:val="none"/>
+              </w:rPr>
+              <w:t>Data Scientist | Intuit (via The Cydio Group) | Apr 2025 - Jul 2025</w:t>
+            </w:r>
+          </w:p>
+          <w:p>
+            <w:pPr>
+              <w:pStyle w:val="ListBullet"/>
+              <w:spacing w:before="0" w:after="0"/>
+              <w:ind w:left="259" w:hanging="173"/>
+            </w:pPr>
+            <w:r>
+              <w:rPr>
+                <w:b w:val="0"/>
+                <w:i w:val="0"/>
+                <w:sz w:val="17"/>
+                <w:u w:val="none"/>
+              </w:rPr>
+              <w:t>Delivered analytics supporting business and operational decision-making for QuickBooks Capital.</w:t>
+            </w:r>
+          </w:p>
+        </w:tc>
+      </w:tr>
+    </w:tbl>
     <w:p>
       <w:pPr>
         <w:pStyle w:val="ListBullet"/>
-        <w:spacing w:after="0"/>
-        <w:ind w:left="259" w:hanging="173"/>
-      </w:pPr>
-      <w:r>
-        <w:rPr>
-          <w:b w:val="0"/>
-          <w:i w:val="0"/>
-          <w:sz w:val="17"/>
-          <w:u w:val="none"/>
-        </w:rPr>
-        <w:t>Delivered analytics supporting business and operational decision-making for QuickBooks Capital.</w:t>
-      </w:r>
-    </w:p>
-    <w:p>
-      <w:pPr>
-        <w:pStyle w:val="ListBullet"/>
-        <w:spacing w:after="0"/>
+        <w:spacing w:before="0" w:after="0"/>
         <w:ind w:left="259" w:hanging="173"/>
       </w:pPr>
       <w:r>
@@ -562,7 +597,7 @@
     <w:p>
       <w:pPr>
         <w:pStyle w:val="ListBullet"/>
-        <w:spacing w:after="0"/>
+        <w:spacing w:before="0" w:after="0"/>
         <w:ind w:left="259" w:hanging="173"/>
       </w:pPr>
       <w:r>
@@ -578,7 +613,7 @@
     <w:p>
       <w:pPr>
         <w:pStyle w:val="ListBullet"/>
-        <w:spacing w:after="0"/>
+        <w:spacing w:before="0" w:after="0"/>
         <w:ind w:left="259" w:hanging="173"/>
       </w:pPr>
       <w:r>
@@ -591,40 +626,76 @@
         <w:t>Partnered with finance, marketing, and product stakeholders to translate attribution and performance data into actionable business recommendations.</w:t>
       </w:r>
     </w:p>
-    <w:p>
-      <w:pPr>
-        <w:spacing w:before="40" w:after="0"/>
-      </w:pPr>
-      <w:r>
-        <w:rPr>
-          <w:b/>
-          <w:i w:val="0"/>
-          <w:sz w:val="18"/>
-          <w:u w:val="none"/>
-        </w:rPr>
-        <w:t>Data Scientist | Meta | October 2021 - January 2025</w:t>
-      </w:r>
-    </w:p>
+    <w:tbl>
+      <w:tblPr>
+        <w:tblW w:type="auto" w:w="0"/>
+        <w:tblLook w:firstColumn="1" w:firstRow="1" w:lastColumn="0" w:lastRow="0" w:noHBand="0" w:noVBand="1" w:val="04A0"/>
+        <w:tblBorders>
+          <w:top w:val="nil"/>
+          <w:left w:val="nil"/>
+          <w:bottom w:val="nil"/>
+          <w:right w:val="nil"/>
+          <w:insideH w:val="nil"/>
+          <w:insideV w:val="nil"/>
+        </w:tblBorders>
+        <w:tblInd w:w="0" w:type="dxa"/>
+      </w:tblPr>
+      <w:tblGrid>
+        <w:gridCol w:w="10656"/>
+      </w:tblGrid>
+      <w:tr>
+        <w:trPr>
+          <w:cantSplit/>
+        </w:trPr>
+        <w:tc>
+          <w:tcPr>
+            <w:tcW w:type="dxa" w:w="10656"/>
+            <w:tcMar>
+              <w:top w:w="0" w:type="dxa"/>
+              <w:start w:w="0" w:type="dxa"/>
+              <w:bottom w:w="0" w:type="dxa"/>
+              <w:end w:w="0" w:type="dxa"/>
+              <w:left w:w="0" w:type="dxa"/>
+              <w:right w:w="0" w:type="dxa"/>
+            </w:tcMar>
+          </w:tcPr>
+          <w:p>
+            <w:pPr>
+              <w:spacing w:before="40" w:after="0"/>
+            </w:pPr>
+            <w:r>
+              <w:rPr>
+                <w:b/>
+                <w:i w:val="0"/>
+                <w:sz w:val="18"/>
+                <w:u w:val="none"/>
+              </w:rPr>
+              <w:t>Data Scientist | Meta | October 2021 - January 2025</w:t>
+            </w:r>
+          </w:p>
+          <w:p>
+            <w:pPr>
+              <w:pStyle w:val="ListBullet"/>
+              <w:spacing w:before="0" w:after="0"/>
+              <w:ind w:left="259" w:hanging="173"/>
+            </w:pPr>
+            <w:r>
+              <w:rPr>
+                <w:b w:val="0"/>
+                <w:i w:val="0"/>
+                <w:sz w:val="17"/>
+                <w:u w:val="none"/>
+              </w:rPr>
+              <w:t>Defined reliability KPIs and measurement frameworks for Meta FinTech, establishing leading indicators used to guide reliability planning, prioritization, and performance management.</w:t>
+            </w:r>
+          </w:p>
+        </w:tc>
+      </w:tr>
+    </w:tbl>
     <w:p>
       <w:pPr>
         <w:pStyle w:val="ListBullet"/>
-        <w:spacing w:after="0"/>
-        <w:ind w:left="259" w:hanging="173"/>
-      </w:pPr>
-      <w:r>
-        <w:rPr>
-          <w:b w:val="0"/>
-          <w:i w:val="0"/>
-          <w:sz w:val="17"/>
-          <w:u w:val="none"/>
-        </w:rPr>
-        <w:t>Defined reliability KPIs and measurement frameworks for Meta FinTech, establishing leading indicators used to guide reliability planning, prioritization, and performance management.</w:t>
-      </w:r>
-    </w:p>
-    <w:p>
-      <w:pPr>
-        <w:pStyle w:val="ListBullet"/>
-        <w:spacing w:after="0"/>
+        <w:spacing w:before="0" w:after="0"/>
         <w:ind w:left="259" w:hanging="173"/>
       </w:pPr>
       <w:r>
@@ -640,7 +711,7 @@
     <w:p>
       <w:pPr>
         <w:pStyle w:val="ListBullet"/>
-        <w:spacing w:after="0"/>
+        <w:spacing w:before="0" w:after="0"/>
         <w:ind w:left="259" w:hanging="173"/>
       </w:pPr>
       <w:r>
@@ -656,7 +727,7 @@
     <w:p>
       <w:pPr>
         <w:pStyle w:val="ListBullet"/>
-        <w:spacing w:after="0"/>
+        <w:spacing w:before="0" w:after="0"/>
         <w:ind w:left="259" w:hanging="173"/>
       </w:pPr>
       <w:r>
@@ -672,7 +743,7 @@
     <w:p>
       <w:pPr>
         <w:pStyle w:val="ListBullet"/>
-        <w:spacing w:after="0"/>
+        <w:spacing w:before="0" w:after="0"/>
         <w:ind w:left="259" w:hanging="173"/>
       </w:pPr>
       <w:r>
@@ -685,40 +756,76 @@
         <w:t>Delivered impact sizing, ROI, and risk exposure analyses supporting investment and prioritization decisions across platform reliability, privacy compliance, authentication, testing infrastructure, and data platform initiatives.</w:t>
       </w:r>
     </w:p>
-    <w:p>
-      <w:pPr>
-        <w:spacing w:before="40" w:after="0"/>
-      </w:pPr>
-      <w:r>
-        <w:rPr>
-          <w:b/>
-          <w:i w:val="0"/>
-          <w:sz w:val="18"/>
-          <w:u w:val="none"/>
-        </w:rPr>
-        <w:t>Data Scientist | Samsung Electronics (via Harvey Nash) | Dec 2020 - Oct 2021</w:t>
-      </w:r>
-    </w:p>
+    <w:tbl>
+      <w:tblPr>
+        <w:tblW w:type="auto" w:w="0"/>
+        <w:tblLook w:firstColumn="1" w:firstRow="1" w:lastColumn="0" w:lastRow="0" w:noHBand="0" w:noVBand="1" w:val="04A0"/>
+        <w:tblBorders>
+          <w:top w:val="nil"/>
+          <w:left w:val="nil"/>
+          <w:bottom w:val="nil"/>
+          <w:right w:val="nil"/>
+          <w:insideH w:val="nil"/>
+          <w:insideV w:val="nil"/>
+        </w:tblBorders>
+        <w:tblInd w:w="0" w:type="dxa"/>
+      </w:tblPr>
+      <w:tblGrid>
+        <w:gridCol w:w="10656"/>
+      </w:tblGrid>
+      <w:tr>
+        <w:trPr>
+          <w:cantSplit/>
+        </w:trPr>
+        <w:tc>
+          <w:tcPr>
+            <w:tcW w:type="dxa" w:w="10656"/>
+            <w:tcMar>
+              <w:top w:w="0" w:type="dxa"/>
+              <w:start w:w="0" w:type="dxa"/>
+              <w:bottom w:w="0" w:type="dxa"/>
+              <w:end w:w="0" w:type="dxa"/>
+              <w:left w:w="0" w:type="dxa"/>
+              <w:right w:w="0" w:type="dxa"/>
+            </w:tcMar>
+          </w:tcPr>
+          <w:p>
+            <w:pPr>
+              <w:spacing w:before="40" w:after="0"/>
+            </w:pPr>
+            <w:r>
+              <w:rPr>
+                <w:b/>
+                <w:i w:val="0"/>
+                <w:sz w:val="18"/>
+                <w:u w:val="none"/>
+              </w:rPr>
+              <w:t>Data Scientist | Samsung Electronics (via Harvey Nash) | Dec 2020 - Oct 2021</w:t>
+            </w:r>
+          </w:p>
+          <w:p>
+            <w:pPr>
+              <w:pStyle w:val="ListBullet"/>
+              <w:spacing w:before="0" w:after="0"/>
+              <w:ind w:left="259" w:hanging="173"/>
+            </w:pPr>
+            <w:r>
+              <w:rPr>
+                <w:b w:val="0"/>
+                <w:i w:val="0"/>
+                <w:sz w:val="17"/>
+                <w:u w:val="none"/>
+              </w:rPr>
+              <w:t>Developed and deployed gradient-boosting propensity models used to target digital marketing campaigns, increasing campaign conversions by 146% and campaign-attributed revenue by 229%.</w:t>
+            </w:r>
+          </w:p>
+        </w:tc>
+      </w:tr>
+    </w:tbl>
     <w:p>
       <w:pPr>
         <w:pStyle w:val="ListBullet"/>
-        <w:spacing w:after="0"/>
-        <w:ind w:left="259" w:hanging="173"/>
-      </w:pPr>
-      <w:r>
-        <w:rPr>
-          <w:b w:val="0"/>
-          <w:i w:val="0"/>
-          <w:sz w:val="17"/>
-          <w:u w:val="none"/>
-        </w:rPr>
-        <w:t>Developed and deployed gradient-boosting propensity models used to target digital marketing campaigns, increasing campaign conversions by 146% and campaign-attributed revenue by 229%.</w:t>
-      </w:r>
-    </w:p>
-    <w:p>
-      <w:pPr>
-        <w:pStyle w:val="ListBullet"/>
-        <w:spacing w:after="0"/>
+        <w:spacing w:before="0" w:after="0"/>
         <w:ind w:left="259" w:hanging="173"/>
       </w:pPr>
       <w:r>
@@ -734,7 +841,7 @@
     <w:p>
       <w:pPr>
         <w:pStyle w:val="ListBullet"/>
-        <w:spacing w:after="0"/>
+        <w:spacing w:before="0" w:after="0"/>
         <w:ind w:left="259" w:hanging="173"/>
       </w:pPr>
       <w:r>
@@ -750,7 +857,7 @@
     <w:p>
       <w:pPr>
         <w:pStyle w:val="ListBullet"/>
-        <w:spacing w:after="0"/>
+        <w:spacing w:before="0" w:after="0"/>
         <w:ind w:left="259" w:hanging="173"/>
       </w:pPr>
       <w:r>
@@ -763,40 +870,76 @@
         <w:t>Improved marketing attribution and performance measurement capabilities through predictive modeling and analytics-driven decision support.</w:t>
       </w:r>
     </w:p>
-    <w:p>
-      <w:pPr>
-        <w:spacing w:before="40" w:after="0"/>
-      </w:pPr>
-      <w:r>
-        <w:rPr>
-          <w:b/>
-          <w:i w:val="0"/>
-          <w:sz w:val="18"/>
-          <w:u w:val="none"/>
-        </w:rPr>
-        <w:t>Head of Data Science | Facteus | Oct 2017 - Nov 2020</w:t>
-      </w:r>
-    </w:p>
+    <w:tbl>
+      <w:tblPr>
+        <w:tblW w:type="auto" w:w="0"/>
+        <w:tblLook w:firstColumn="1" w:firstRow="1" w:lastColumn="0" w:lastRow="0" w:noHBand="0" w:noVBand="1" w:val="04A0"/>
+        <w:tblBorders>
+          <w:top w:val="nil"/>
+          <w:left w:val="nil"/>
+          <w:bottom w:val="nil"/>
+          <w:right w:val="nil"/>
+          <w:insideH w:val="nil"/>
+          <w:insideV w:val="nil"/>
+        </w:tblBorders>
+        <w:tblInd w:w="0" w:type="dxa"/>
+      </w:tblPr>
+      <w:tblGrid>
+        <w:gridCol w:w="10656"/>
+      </w:tblGrid>
+      <w:tr>
+        <w:trPr>
+          <w:cantSplit/>
+        </w:trPr>
+        <w:tc>
+          <w:tcPr>
+            <w:tcW w:type="dxa" w:w="10656"/>
+            <w:tcMar>
+              <w:top w:w="0" w:type="dxa"/>
+              <w:start w:w="0" w:type="dxa"/>
+              <w:bottom w:w="0" w:type="dxa"/>
+              <w:end w:w="0" w:type="dxa"/>
+              <w:left w:w="0" w:type="dxa"/>
+              <w:right w:w="0" w:type="dxa"/>
+            </w:tcMar>
+          </w:tcPr>
+          <w:p>
+            <w:pPr>
+              <w:spacing w:before="40" w:after="0"/>
+            </w:pPr>
+            <w:r>
+              <w:rPr>
+                <w:b/>
+                <w:i w:val="0"/>
+                <w:sz w:val="18"/>
+                <w:u w:val="none"/>
+              </w:rPr>
+              <w:t>Head of Data Science | Facteus | Oct 2017 - Nov 2020</w:t>
+            </w:r>
+          </w:p>
+          <w:p>
+            <w:pPr>
+              <w:pStyle w:val="ListBullet"/>
+              <w:spacing w:before="0" w:after="0"/>
+              <w:ind w:left="259" w:hanging="173"/>
+            </w:pPr>
+            <w:r>
+              <w:rPr>
+                <w:b w:val="0"/>
+                <w:i w:val="0"/>
+                <w:sz w:val="17"/>
+                <w:u w:val="none"/>
+              </w:rPr>
+              <w:t>Led data science initiatives on a 30B+ transaction dataset, creating analytical products and market-intelligence capabilities through large-scale feature engineering, merchant intelligence, and consumer-spending analytics.</w:t>
+            </w:r>
+          </w:p>
+        </w:tc>
+      </w:tr>
+    </w:tbl>
     <w:p>
       <w:pPr>
         <w:pStyle w:val="ListBullet"/>
-        <w:spacing w:after="0"/>
-        <w:ind w:left="259" w:hanging="173"/>
-      </w:pPr>
-      <w:r>
-        <w:rPr>
-          <w:b w:val="0"/>
-          <w:i w:val="0"/>
-          <w:sz w:val="17"/>
-          <w:u w:val="none"/>
-        </w:rPr>
-        <w:t>Led data science initiatives on a 30B+ transaction dataset, creating analytical products and market-intelligence capabilities through large-scale feature engineering, merchant intelligence, and consumer-spending analytics.</w:t>
-      </w:r>
-    </w:p>
-    <w:p>
-      <w:pPr>
-        <w:pStyle w:val="ListBullet"/>
-        <w:spacing w:after="0"/>
+        <w:spacing w:before="0" w:after="0"/>
         <w:ind w:left="259" w:hanging="173"/>
       </w:pPr>
       <w:r>
@@ -812,7 +955,7 @@
     <w:p>
       <w:pPr>
         <w:pStyle w:val="ListBullet"/>
-        <w:spacing w:after="0"/>
+        <w:spacing w:before="0" w:after="0"/>
         <w:ind w:left="259" w:hanging="173"/>
       </w:pPr>
       <w:r>
@@ -828,7 +971,7 @@
     <w:p>
       <w:pPr>
         <w:pStyle w:val="ListBullet"/>
-        <w:spacing w:after="0"/>
+        <w:spacing w:before="0" w:after="0"/>
         <w:ind w:left="259" w:hanging="173"/>
       </w:pPr>
       <w:r>
@@ -844,7 +987,7 @@
     <w:p>
       <w:pPr>
         <w:pStyle w:val="ListBullet"/>
-        <w:spacing w:after="0"/>
+        <w:spacing w:before="0" w:after="0"/>
         <w:ind w:left="259" w:hanging="173"/>
       </w:pPr>
       <w:r>
@@ -857,40 +1000,76 @@
         <w:t>Created data-driven reports and visualizations used by hedge funds, partners, and internal stakeholders to understand emerging market trends and business performance.</w:t>
       </w:r>
     </w:p>
-    <w:p>
-      <w:pPr>
-        <w:spacing w:before="40" w:after="0"/>
-      </w:pPr>
-      <w:r>
-        <w:rPr>
-          <w:b/>
-          <w:i w:val="0"/>
-          <w:sz w:val="18"/>
-          <w:u w:val="none"/>
-        </w:rPr>
-        <w:t>Expert SEO Solutions Architect | Nike (via Intersoft Inc.) | Nov 2016 - Sep 2017</w:t>
-      </w:r>
-    </w:p>
+    <w:tbl>
+      <w:tblPr>
+        <w:tblW w:type="auto" w:w="0"/>
+        <w:tblLook w:firstColumn="1" w:firstRow="1" w:lastColumn="0" w:lastRow="0" w:noHBand="0" w:noVBand="1" w:val="04A0"/>
+        <w:tblBorders>
+          <w:top w:val="nil"/>
+          <w:left w:val="nil"/>
+          <w:bottom w:val="nil"/>
+          <w:right w:val="nil"/>
+          <w:insideH w:val="nil"/>
+          <w:insideV w:val="nil"/>
+        </w:tblBorders>
+        <w:tblInd w:w="0" w:type="dxa"/>
+      </w:tblPr>
+      <w:tblGrid>
+        <w:gridCol w:w="10656"/>
+      </w:tblGrid>
+      <w:tr>
+        <w:trPr>
+          <w:cantSplit/>
+        </w:trPr>
+        <w:tc>
+          <w:tcPr>
+            <w:tcW w:type="dxa" w:w="10656"/>
+            <w:tcMar>
+              <w:top w:w="0" w:type="dxa"/>
+              <w:start w:w="0" w:type="dxa"/>
+              <w:bottom w:w="0" w:type="dxa"/>
+              <w:end w:w="0" w:type="dxa"/>
+              <w:left w:w="0" w:type="dxa"/>
+              <w:right w:w="0" w:type="dxa"/>
+            </w:tcMar>
+          </w:tcPr>
+          <w:p>
+            <w:pPr>
+              <w:spacing w:before="40" w:after="0"/>
+            </w:pPr>
+            <w:r>
+              <w:rPr>
+                <w:b/>
+                <w:i w:val="0"/>
+                <w:sz w:val="18"/>
+                <w:u w:val="none"/>
+              </w:rPr>
+              <w:t>Expert SEO Solutions Architect | Nike (via Intersoft Inc.) | Nov 2016 - Sep 2017</w:t>
+            </w:r>
+          </w:p>
+          <w:p>
+            <w:pPr>
+              <w:pStyle w:val="ListBullet"/>
+              <w:spacing w:before="0" w:after="0"/>
+              <w:ind w:left="259" w:hanging="173"/>
+            </w:pPr>
+            <w:r>
+              <w:rPr>
+                <w:b w:val="0"/>
+                <w:i w:val="0"/>
+                <w:sz w:val="17"/>
+                <w:u w:val="none"/>
+              </w:rPr>
+              <w:t>Designed a scalable SEO and information-architecture framework for Nike's product discovery experience, balancing customer navigation paths with search-engine indexation requirements across a rapidly expanding product catalog.</w:t>
+            </w:r>
+          </w:p>
+        </w:tc>
+      </w:tr>
+    </w:tbl>
     <w:p>
       <w:pPr>
         <w:pStyle w:val="ListBullet"/>
-        <w:spacing w:after="0"/>
-        <w:ind w:left="259" w:hanging="173"/>
-      </w:pPr>
-      <w:r>
-        <w:rPr>
-          <w:b w:val="0"/>
-          <w:i w:val="0"/>
-          <w:sz w:val="17"/>
-          <w:u w:val="none"/>
-        </w:rPr>
-        <w:t>Designed a scalable SEO and information-architecture framework for Nike's product discovery experience, balancing customer navigation paths with search-engine indexation requirements across a rapidly expanding product catalog.</w:t>
-      </w:r>
-    </w:p>
-    <w:p>
-      <w:pPr>
-        <w:pStyle w:val="ListBullet"/>
-        <w:spacing w:after="0"/>
+        <w:spacing w:before="0" w:after="0"/>
         <w:ind w:left="259" w:hanging="173"/>
       </w:pPr>
       <w:r>
@@ -906,7 +1085,7 @@
     <w:p>
       <w:pPr>
         <w:pStyle w:val="ListBullet"/>
-        <w:spacing w:after="0"/>
+        <w:spacing w:before="0" w:after="0"/>
         <w:ind w:left="259" w:hanging="173"/>
       </w:pPr>
       <w:r>
@@ -919,40 +1098,76 @@
         <w:t>Built Node.js proof-of-concept solutions demonstrating the feasibility and effectiveness of proposed SEO approaches, supporting adoption by business and engineering teams.</w:t>
       </w:r>
     </w:p>
-    <w:p>
-      <w:pPr>
-        <w:spacing w:before="40" w:after="0"/>
-      </w:pPr>
-      <w:r>
-        <w:rPr>
-          <w:b/>
-          <w:i w:val="0"/>
-          <w:sz w:val="18"/>
-          <w:u w:val="none"/>
-        </w:rPr>
-        <w:t>Senior Manager, Operations Analysis | Capital One | Jan 2012 - Dec 2016</w:t>
-      </w:r>
-    </w:p>
+    <w:tbl>
+      <w:tblPr>
+        <w:tblW w:type="auto" w:w="0"/>
+        <w:tblLook w:firstColumn="1" w:firstRow="1" w:lastColumn="0" w:lastRow="0" w:noHBand="0" w:noVBand="1" w:val="04A0"/>
+        <w:tblBorders>
+          <w:top w:val="nil"/>
+          <w:left w:val="nil"/>
+          <w:bottom w:val="nil"/>
+          <w:right w:val="nil"/>
+          <w:insideH w:val="nil"/>
+          <w:insideV w:val="nil"/>
+        </w:tblBorders>
+        <w:tblInd w:w="0" w:type="dxa"/>
+      </w:tblPr>
+      <w:tblGrid>
+        <w:gridCol w:w="10656"/>
+      </w:tblGrid>
+      <w:tr>
+        <w:trPr>
+          <w:cantSplit/>
+        </w:trPr>
+        <w:tc>
+          <w:tcPr>
+            <w:tcW w:type="dxa" w:w="10656"/>
+            <w:tcMar>
+              <w:top w:w="0" w:type="dxa"/>
+              <w:start w:w="0" w:type="dxa"/>
+              <w:bottom w:w="0" w:type="dxa"/>
+              <w:end w:w="0" w:type="dxa"/>
+              <w:left w:w="0" w:type="dxa"/>
+              <w:right w:w="0" w:type="dxa"/>
+            </w:tcMar>
+          </w:tcPr>
+          <w:p>
+            <w:pPr>
+              <w:spacing w:before="40" w:after="0"/>
+            </w:pPr>
+            <w:r>
+              <w:rPr>
+                <w:b/>
+                <w:i w:val="0"/>
+                <w:sz w:val="18"/>
+                <w:u w:val="none"/>
+              </w:rPr>
+              <w:t>Senior Manager, Operations Analysis | Capital One | Jan 2012 - Dec 2016</w:t>
+            </w:r>
+          </w:p>
+          <w:p>
+            <w:pPr>
+              <w:pStyle w:val="ListBullet"/>
+              <w:spacing w:before="0" w:after="0"/>
+              <w:ind w:left="259" w:hanging="173"/>
+            </w:pPr>
+            <w:r>
+              <w:rPr>
+                <w:b w:val="0"/>
+                <w:i w:val="0"/>
+                <w:sz w:val="17"/>
+                <w:u w:val="none"/>
+              </w:rPr>
+              <w:t>Developed predictive capacity-management models for customer-facing banking platforms, forecasting peak demand scenarios using customer-demand, temporal, and business-process drivers to support infrastructure planning and risk management.</w:t>
+            </w:r>
+          </w:p>
+        </w:tc>
+      </w:tr>
+    </w:tbl>
     <w:p>
       <w:pPr>
         <w:pStyle w:val="ListBullet"/>
-        <w:spacing w:after="0"/>
-        <w:ind w:left="259" w:hanging="173"/>
-      </w:pPr>
-      <w:r>
-        <w:rPr>
-          <w:b w:val="0"/>
-          <w:i w:val="0"/>
-          <w:sz w:val="17"/>
-          <w:u w:val="none"/>
-        </w:rPr>
-        <w:t>Developed predictive capacity-management models for customer-facing banking platforms, forecasting peak demand scenarios using customer-demand, temporal, and business-process drivers to support infrastructure planning and risk management.</w:t>
-      </w:r>
-    </w:p>
-    <w:p>
-      <w:pPr>
-        <w:pStyle w:val="ListBullet"/>
-        <w:spacing w:after="0"/>
+        <w:spacing w:before="0" w:after="0"/>
         <w:ind w:left="259" w:hanging="173"/>
       </w:pPr>
       <w:r>
@@ -968,7 +1183,7 @@
     <w:p>
       <w:pPr>
         <w:pStyle w:val="ListBullet"/>
-        <w:spacing w:after="0"/>
+        <w:spacing w:before="0" w:after="0"/>
         <w:ind w:left="259" w:hanging="173"/>
       </w:pPr>
       <w:r>
@@ -984,7 +1199,7 @@
     <w:p>
       <w:pPr>
         <w:pStyle w:val="ListBullet"/>
-        <w:spacing w:after="0"/>
+        <w:spacing w:before="0" w:after="0"/>
         <w:ind w:left="259" w:hanging="173"/>
       </w:pPr>
       <w:r>
@@ -1000,7 +1215,7 @@
     <w:p>
       <w:pPr>
         <w:pStyle w:val="ListBullet"/>
-        <w:spacing w:after="0"/>
+        <w:spacing w:before="0" w:after="0"/>
         <w:ind w:left="259" w:hanging="173"/>
       </w:pPr>
       <w:r>
@@ -1016,7 +1231,7 @@
     <w:p>
       <w:pPr>
         <w:pStyle w:val="ListBullet"/>
-        <w:spacing w:after="0"/>
+        <w:spacing w:before="0" w:after="0"/>
         <w:ind w:left="259" w:hanging="173"/>
       </w:pPr>
       <w:r>
@@ -1029,40 +1244,76 @@
         <w:t>Awarded the Capital One Business Innovation Award for contributions to operational intelligence and enterprise monitoring transformation; presented work at internal and external industry conferences.</w:t>
       </w:r>
     </w:p>
-    <w:p>
-      <w:pPr>
-        <w:spacing w:before="40" w:after="0"/>
-      </w:pPr>
-      <w:r>
-        <w:rPr>
-          <w:b/>
-          <w:i w:val="0"/>
-          <w:sz w:val="18"/>
-          <w:u w:val="none"/>
-        </w:rPr>
-        <w:t>Senior Principal Systems Engineer / Program Manager | Raytheon | Mar 2005 - Dec 2011</w:t>
-      </w:r>
-    </w:p>
+    <w:tbl>
+      <w:tblPr>
+        <w:tblW w:type="auto" w:w="0"/>
+        <w:tblLook w:firstColumn="1" w:firstRow="1" w:lastColumn="0" w:lastRow="0" w:noHBand="0" w:noVBand="1" w:val="04A0"/>
+        <w:tblBorders>
+          <w:top w:val="nil"/>
+          <w:left w:val="nil"/>
+          <w:bottom w:val="nil"/>
+          <w:right w:val="nil"/>
+          <w:insideH w:val="nil"/>
+          <w:insideV w:val="nil"/>
+        </w:tblBorders>
+        <w:tblInd w:w="0" w:type="dxa"/>
+      </w:tblPr>
+      <w:tblGrid>
+        <w:gridCol w:w="10656"/>
+      </w:tblGrid>
+      <w:tr>
+        <w:trPr>
+          <w:cantSplit/>
+        </w:trPr>
+        <w:tc>
+          <w:tcPr>
+            <w:tcW w:type="dxa" w:w="10656"/>
+            <w:tcMar>
+              <w:top w:w="0" w:type="dxa"/>
+              <w:start w:w="0" w:type="dxa"/>
+              <w:bottom w:w="0" w:type="dxa"/>
+              <w:end w:w="0" w:type="dxa"/>
+              <w:left w:w="0" w:type="dxa"/>
+              <w:right w:w="0" w:type="dxa"/>
+            </w:tcMar>
+          </w:tcPr>
+          <w:p>
+            <w:pPr>
+              <w:spacing w:before="40" w:after="0"/>
+            </w:pPr>
+            <w:r>
+              <w:rPr>
+                <w:b/>
+                <w:i w:val="0"/>
+                <w:sz w:val="18"/>
+                <w:u w:val="none"/>
+              </w:rPr>
+              <w:t>Senior Principal Systems Engineer / Program Manager | Raytheon | Mar 2005 - Dec 2011</w:t>
+            </w:r>
+          </w:p>
+          <w:p>
+            <w:pPr>
+              <w:pStyle w:val="ListBullet"/>
+              <w:spacing w:before="0" w:after="0"/>
+              <w:ind w:left="259" w:hanging="173"/>
+            </w:pPr>
+            <w:r>
+              <w:rPr>
+                <w:b w:val="0"/>
+                <w:i w:val="0"/>
+                <w:sz w:val="17"/>
+                <w:u w:val="none"/>
+              </w:rPr>
+              <w:t>Led systems engineering organizations of 40-50 engineers specializing in modeling, simulation, analysis, and advanced aerospace systems, providing technical leadership, career development, and proposal support for programs valued up to $50M.</w:t>
+            </w:r>
+          </w:p>
+        </w:tc>
+      </w:tr>
+    </w:tbl>
     <w:p>
       <w:pPr>
         <w:pStyle w:val="ListBullet"/>
-        <w:spacing w:after="0"/>
-        <w:ind w:left="259" w:hanging="173"/>
-      </w:pPr>
-      <w:r>
-        <w:rPr>
-          <w:b w:val="0"/>
-          <w:i w:val="0"/>
-          <w:sz w:val="17"/>
-          <w:u w:val="none"/>
-        </w:rPr>
-        <w:t>Led systems engineering organizations of 40-50 engineers specializing in modeling, simulation, analysis, and advanced aerospace systems, providing technical leadership, career development, and proposal support for programs valued up to $50M.</w:t>
-      </w:r>
-    </w:p>
-    <w:p>
-      <w:pPr>
-        <w:pStyle w:val="ListBullet"/>
-        <w:spacing w:after="0"/>
+        <w:spacing w:before="0" w:after="0"/>
         <w:ind w:left="259" w:hanging="173"/>
       </w:pPr>
       <w:r>
@@ -1078,7 +1329,7 @@
     <w:p>
       <w:pPr>
         <w:pStyle w:val="ListBullet"/>
-        <w:spacing w:after="0"/>
+        <w:spacing w:before="0" w:after="0"/>
         <w:ind w:left="259" w:hanging="173"/>
       </w:pPr>
       <w:r>
@@ -1094,7 +1345,7 @@
     <w:p>
       <w:pPr>
         <w:pStyle w:val="ListBullet"/>
-        <w:spacing w:after="0"/>
+        <w:spacing w:before="0" w:after="0"/>
         <w:ind w:left="259" w:hanging="173"/>
       </w:pPr>
       <w:r>
@@ -1124,40 +1375,76 @@
         <w:t>SELECTED PROJECTS</w:t>
       </w:r>
     </w:p>
-    <w:p>
-      <w:pPr>
-        <w:spacing w:before="20" w:after="0"/>
-      </w:pPr>
-      <w:r>
-        <w:rPr>
-          <w:b/>
-          <w:i w:val="0"/>
-          <w:sz w:val="17"/>
-          <w:u w:val="none"/>
-        </w:rPr>
-        <w:t>GraphRAG Engine &amp; LoRA Coverage Assistant | GitHub | 2025</w:t>
-      </w:r>
-    </w:p>
+    <w:tbl>
+      <w:tblPr>
+        <w:tblW w:type="auto" w:w="0"/>
+        <w:tblLook w:firstColumn="1" w:firstRow="1" w:lastColumn="0" w:lastRow="0" w:noHBand="0" w:noVBand="1" w:val="04A0"/>
+        <w:tblBorders>
+          <w:top w:val="nil"/>
+          <w:left w:val="nil"/>
+          <w:bottom w:val="nil"/>
+          <w:right w:val="nil"/>
+          <w:insideH w:val="nil"/>
+          <w:insideV w:val="nil"/>
+        </w:tblBorders>
+        <w:tblInd w:w="0" w:type="dxa"/>
+      </w:tblPr>
+      <w:tblGrid>
+        <w:gridCol w:w="10656"/>
+      </w:tblGrid>
+      <w:tr>
+        <w:trPr>
+          <w:cantSplit/>
+        </w:trPr>
+        <w:tc>
+          <w:tcPr>
+            <w:tcW w:type="dxa" w:w="10656"/>
+            <w:tcMar>
+              <w:top w:w="0" w:type="dxa"/>
+              <w:start w:w="0" w:type="dxa"/>
+              <w:bottom w:w="0" w:type="dxa"/>
+              <w:end w:w="0" w:type="dxa"/>
+              <w:left w:w="0" w:type="dxa"/>
+              <w:right w:w="0" w:type="dxa"/>
+            </w:tcMar>
+          </w:tcPr>
+          <w:p>
+            <w:pPr>
+              <w:spacing w:before="20" w:after="0"/>
+            </w:pPr>
+            <w:r>
+              <w:rPr>
+                <w:b/>
+                <w:i w:val="0"/>
+                <w:sz w:val="17"/>
+                <w:u w:val="none"/>
+              </w:rPr>
+              <w:t>GraphRAG Engine &amp; LoRA Coverage Assistant | GitHub | 2025</w:t>
+            </w:r>
+          </w:p>
+          <w:p>
+            <w:pPr>
+              <w:pStyle w:val="ListBullet"/>
+              <w:spacing w:before="0" w:after="0"/>
+              <w:ind w:left="259" w:hanging="173"/>
+            </w:pPr>
+            <w:r>
+              <w:rPr>
+                <w:b w:val="0"/>
+                <w:i w:val="0"/>
+                <w:sz w:val="17"/>
+                <w:u w:val="none"/>
+              </w:rPr>
+              <w:t>Built a GraphRAG system for multi-hop benefits reasoning with fully traceable retrieval paths across entities, clauses, and supporting evidence.</w:t>
+            </w:r>
+          </w:p>
+        </w:tc>
+      </w:tr>
+    </w:tbl>
     <w:p>
       <w:pPr>
         <w:pStyle w:val="ListBullet"/>
-        <w:spacing w:after="0"/>
-        <w:ind w:left="259" w:hanging="173"/>
-      </w:pPr>
-      <w:r>
-        <w:rPr>
-          <w:b w:val="0"/>
-          <w:i w:val="0"/>
-          <w:sz w:val="17"/>
-          <w:u w:val="none"/>
-        </w:rPr>
-        <w:t>Built a GraphRAG system for multi-hop benefits reasoning with fully traceable retrieval paths across entities, clauses, and supporting evidence.</w:t>
-      </w:r>
-    </w:p>
-    <w:p>
-      <w:pPr>
-        <w:pStyle w:val="ListBullet"/>
-        <w:spacing w:after="0"/>
+        <w:spacing w:before="0" w:after="0"/>
         <w:ind w:left="259" w:hanging="173"/>
       </w:pPr>
       <w:r>
@@ -1170,40 +1457,76 @@
         <w:t>Fine-tuned a LoRA adapter on a 7B open-source LLM to enforce a strict JSON schema (decision/reason/disclaimer) for reliable downstream automation.</w:t>
       </w:r>
     </w:p>
-    <w:p>
-      <w:pPr>
-        <w:spacing w:before="20" w:after="0"/>
-      </w:pPr>
-      <w:r>
-        <w:rPr>
-          <w:b/>
-          <w:i w:val="0"/>
-          <w:sz w:val="17"/>
-          <w:u w:val="none"/>
-        </w:rPr>
-        <w:t>Agent-to-Agent Protocol MVPs | GitHub | 2026</w:t>
-      </w:r>
-    </w:p>
+    <w:tbl>
+      <w:tblPr>
+        <w:tblW w:type="auto" w:w="0"/>
+        <w:tblLook w:firstColumn="1" w:firstRow="1" w:lastColumn="0" w:lastRow="0" w:noHBand="0" w:noVBand="1" w:val="04A0"/>
+        <w:tblBorders>
+          <w:top w:val="nil"/>
+          <w:left w:val="nil"/>
+          <w:bottom w:val="nil"/>
+          <w:right w:val="nil"/>
+          <w:insideH w:val="nil"/>
+          <w:insideV w:val="nil"/>
+        </w:tblBorders>
+        <w:tblInd w:w="0" w:type="dxa"/>
+      </w:tblPr>
+      <w:tblGrid>
+        <w:gridCol w:w="10656"/>
+      </w:tblGrid>
+      <w:tr>
+        <w:trPr>
+          <w:cantSplit/>
+        </w:trPr>
+        <w:tc>
+          <w:tcPr>
+            <w:tcW w:type="dxa" w:w="10656"/>
+            <w:tcMar>
+              <w:top w:w="0" w:type="dxa"/>
+              <w:start w:w="0" w:type="dxa"/>
+              <w:bottom w:w="0" w:type="dxa"/>
+              <w:end w:w="0" w:type="dxa"/>
+              <w:left w:w="0" w:type="dxa"/>
+              <w:right w:w="0" w:type="dxa"/>
+            </w:tcMar>
+          </w:tcPr>
+          <w:p>
+            <w:pPr>
+              <w:spacing w:before="20" w:after="0"/>
+            </w:pPr>
+            <w:r>
+              <w:rPr>
+                <w:b/>
+                <w:i w:val="0"/>
+                <w:sz w:val="17"/>
+                <w:u w:val="none"/>
+              </w:rPr>
+              <w:t>Agent-to-Agent Protocol MVPs | GitHub | 2026</w:t>
+            </w:r>
+          </w:p>
+          <w:p>
+            <w:pPr>
+              <w:pStyle w:val="ListBullet"/>
+              <w:spacing w:before="0" w:after="0"/>
+              <w:ind w:left="259" w:hanging="173"/>
+            </w:pPr>
+            <w:r>
+              <w:rPr>
+                <w:b w:val="0"/>
+                <w:i w:val="0"/>
+                <w:sz w:val="17"/>
+                <w:u w:val="none"/>
+              </w:rPr>
+              <w:t>Agent Olympics: built a small evaluation runner that benchmarks a generalist agent vs discovered specialists across three task categories with explicit scoring criteria and summary reporting.</w:t>
+            </w:r>
+          </w:p>
+        </w:tc>
+      </w:tr>
+    </w:tbl>
     <w:p>
       <w:pPr>
         <w:pStyle w:val="ListBullet"/>
-        <w:spacing w:after="0"/>
-        <w:ind w:left="259" w:hanging="173"/>
-      </w:pPr>
-      <w:r>
-        <w:rPr>
-          <w:b w:val="0"/>
-          <w:i w:val="0"/>
-          <w:sz w:val="17"/>
-          <w:u w:val="none"/>
-        </w:rPr>
-        <w:t>Agent Olympics: built a small evaluation runner that benchmarks a generalist agent vs discovered specialists across three task categories with explicit scoring criteria and summary reporting.</w:t>
-      </w:r>
-    </w:p>
-    <w:p>
-      <w:pPr>
-        <w:pStyle w:val="ListBullet"/>
-        <w:spacing w:after="0"/>
+        <w:spacing w:before="0" w:after="0"/>
         <w:ind w:left="259" w:hanging="173"/>
       </w:pPr>
       <w:r>
@@ -1216,40 +1539,76 @@
         <w:t>AI PEMDAS: built an instrumented coordination workflow where an evaluator routes sub-steps to ADD vs MULT agents and logs calls for end-to-end traceability (FastAPI JSON-RPC).</w:t>
       </w:r>
     </w:p>
-    <w:p>
-      <w:pPr>
-        <w:spacing w:before="20" w:after="0"/>
-      </w:pPr>
-      <w:r>
-        <w:rPr>
-          <w:b/>
-          <w:i w:val="0"/>
-          <w:sz w:val="17"/>
-          <w:u w:val="none"/>
-        </w:rPr>
-        <w:t>Agentic Multimodal Orchestrator | GitHub | 2025</w:t>
-      </w:r>
-    </w:p>
+    <w:tbl>
+      <w:tblPr>
+        <w:tblW w:type="auto" w:w="0"/>
+        <w:tblLook w:firstColumn="1" w:firstRow="1" w:lastColumn="0" w:lastRow="0" w:noHBand="0" w:noVBand="1" w:val="04A0"/>
+        <w:tblBorders>
+          <w:top w:val="nil"/>
+          <w:left w:val="nil"/>
+          <w:bottom w:val="nil"/>
+          <w:right w:val="nil"/>
+          <w:insideH w:val="nil"/>
+          <w:insideV w:val="nil"/>
+        </w:tblBorders>
+        <w:tblInd w:w="0" w:type="dxa"/>
+      </w:tblPr>
+      <w:tblGrid>
+        <w:gridCol w:w="10656"/>
+      </w:tblGrid>
+      <w:tr>
+        <w:trPr>
+          <w:cantSplit/>
+        </w:trPr>
+        <w:tc>
+          <w:tcPr>
+            <w:tcW w:type="dxa" w:w="10656"/>
+            <w:tcMar>
+              <w:top w:w="0" w:type="dxa"/>
+              <w:start w:w="0" w:type="dxa"/>
+              <w:bottom w:w="0" w:type="dxa"/>
+              <w:end w:w="0" w:type="dxa"/>
+              <w:left w:w="0" w:type="dxa"/>
+              <w:right w:w="0" w:type="dxa"/>
+            </w:tcMar>
+          </w:tcPr>
+          <w:p>
+            <w:pPr>
+              <w:spacing w:before="20" w:after="0"/>
+            </w:pPr>
+            <w:r>
+              <w:rPr>
+                <w:b/>
+                <w:i w:val="0"/>
+                <w:sz w:val="17"/>
+                <w:u w:val="none"/>
+              </w:rPr>
+              <w:t>Agentic Multimodal Orchestrator | GitHub | 2025</w:t>
+            </w:r>
+          </w:p>
+          <w:p>
+            <w:pPr>
+              <w:pStyle w:val="ListBullet"/>
+              <w:spacing w:before="0" w:after="0"/>
+              <w:ind w:left="259" w:hanging="173"/>
+            </w:pPr>
+            <w:r>
+              <w:rPr>
+                <w:b w:val="0"/>
+                <w:i w:val="0"/>
+                <w:sz w:val="17"/>
+                <w:u w:val="none"/>
+              </w:rPr>
+              <w:t>Orchestrated structured retrieval, layout planning, and diffusion prompting to generate data-driven posters/maps with repeatable, template-based workflows.</w:t>
+            </w:r>
+          </w:p>
+        </w:tc>
+      </w:tr>
+    </w:tbl>
     <w:p>
       <w:pPr>
         <w:pStyle w:val="ListBullet"/>
-        <w:spacing w:after="0"/>
-        <w:ind w:left="259" w:hanging="173"/>
-      </w:pPr>
-      <w:r>
-        <w:rPr>
-          <w:b w:val="0"/>
-          <w:i w:val="0"/>
-          <w:sz w:val="17"/>
-          <w:u w:val="none"/>
-        </w:rPr>
-        <w:t>Orchestrated structured retrieval, layout planning, and diffusion prompting to generate data-driven posters/maps with repeatable, template-based workflows.</w:t>
-      </w:r>
-    </w:p>
-    <w:p>
-      <w:pPr>
-        <w:pStyle w:val="ListBullet"/>
-        <w:spacing w:after="0"/>
+        <w:spacing w:before="0" w:after="0"/>
         <w:ind w:left="259" w:hanging="173"/>
       </w:pPr>
       <w:r>
@@ -1391,7 +1750,7 @@
     <w:p>
       <w:pPr>
         <w:pStyle w:val="ListBullet"/>
-        <w:spacing w:after="0"/>
+        <w:spacing w:before="0" w:after="0"/>
         <w:ind w:left="259" w:hanging="173"/>
       </w:pPr>
       <w:r>
@@ -1407,7 +1766,7 @@
     <w:p>
       <w:pPr>
         <w:pStyle w:val="ListBullet"/>
-        <w:spacing w:after="0"/>
+        <w:spacing w:before="0" w:after="0"/>
         <w:ind w:left="259" w:hanging="173"/>
       </w:pPr>
       <w:r>
@@ -1423,7 +1782,7 @@
     <w:p>
       <w:pPr>
         <w:pStyle w:val="ListBullet"/>
-        <w:spacing w:after="0"/>
+        <w:spacing w:before="0" w:after="0"/>
         <w:ind w:left="259" w:hanging="173"/>
       </w:pPr>
       <w:r>
@@ -1434,6 +1793,71 @@
           <w:u w:val="none"/>
         </w:rPr>
         <w:t>Conference Chair &amp; Speaker - Customer Analytics Innovation Summit (2016)</w:t>
+      </w:r>
+    </w:p>
+    <w:p>
+      <w:pPr>
+        <w:spacing w:before="100" w:after="20"/>
+        <w:pBdr>
+          <w:bottom w:val="single" w:sz="4" w:space="1" w:color="auto"/>
+        </w:pBdr>
+      </w:pPr>
+      <w:r>
+        <w:rPr>
+          <w:b/>
+          <w:i w:val="0"/>
+          <w:sz w:val="20"/>
+          <w:u w:val="none"/>
+        </w:rPr>
+        <w:t>CERTIFICATIONS</w:t>
+      </w:r>
+    </w:p>
+    <w:p>
+      <w:pPr>
+        <w:pStyle w:val="ListBullet"/>
+        <w:spacing w:before="0" w:after="0"/>
+        <w:ind w:left="259" w:hanging="173"/>
+      </w:pPr>
+      <w:r>
+        <w:rPr>
+          <w:b w:val="0"/>
+          <w:i w:val="0"/>
+          <w:sz w:val="17"/>
+          <w:u w:val="none"/>
+        </w:rPr>
+        <w:t>Google Associate Data Practitioner</w:t>
+      </w:r>
+    </w:p>
+    <w:p>
+      <w:pPr>
+        <w:pStyle w:val="ListBullet"/>
+        <w:spacing w:before="0" w:after="0"/>
+        <w:ind w:left="259" w:hanging="173"/>
+      </w:pPr>
+      <w:r>
+        <w:rPr>
+          <w:b w:val="0"/>
+          <w:i w:val="0"/>
+          <w:sz w:val="17"/>
+          <w:u w:val="none"/>
+        </w:rPr>
+        <w:t>Google Ads Search Certification (Expired)</w:t>
+      </w:r>
+    </w:p>
+    <w:p>
+      <w:pPr>
+        <w:pStyle w:val="ListBullet"/>
+        <w:spacing w:before="0" w:after="0"/>
+        <w:ind w:left="259" w:hanging="173"/>
+      </w:pPr>
+      <w:r>
+        <w:rPr>
+          <w:b w:val="0"/>
+          <w:i w:val="0"/>
+          <w:sz w:val="17"/>
+          <w:u w:val="none"/>
+        </w:rPr>
+        <w:t>Google Analytics GA4 Certification (Expired)</w:t>
       </w:r>
     </w:p>
     <w:sectPr>
